--- a/docs/TRASPASO_AGENTE.docx
+++ b/docs/TRASPASO_AGENTE.docx
@@ -44,7 +44,7 @@
           <w:sz w:val="22"/>
           <w:szCs w:val="22"/>
         </w:rPr>
-        <w:t xml:space="preserve"> 19 de octubre de 2026</w:t>
+        <w:t xml:space="preserve"> 19 de octubre de 2026 (actualizado el 20 de octubre: avisos, revisión de la arquitectura y web)</w:t>
       </w:r>
     </w:p>
     <w:p>
@@ -114,7 +114,7 @@
           <w:sz w:val="22"/>
           <w:szCs w:val="22"/>
         </w:rPr>
-        <w:pict w14:anchorId="03CB2885">
+        <w:pict w14:anchorId="75E95EC8">
           <v:rect id="_x0000_i1025" style="width:0;height:1.5pt" o:hralign="center" o:hrstd="t" o:hr="t" fillcolor="#a0a0a0" stroked="f"/>
         </w:pict>
       </w:r>
@@ -395,7 +395,16 @@
           <w:sz w:val="22"/>
           <w:szCs w:val="22"/>
         </w:rPr>
-        <w:t xml:space="preserve"> cambia el estatus de sus alumnos y </w:t>
+        <w:t xml:space="preserve"> </w:t>
+      </w:r>
+      <w:r>
+        <w:rPr>
+          <w:rFonts w:ascii="Calibri" w:eastAsia="Times New Roman" w:hAnsi="Calibri" w:cs="Calibri"/>
+          <w:color w:val="1F1A1A"/>
+          <w:sz w:val="22"/>
+          <w:szCs w:val="22"/>
+        </w:rPr>
+        <w:t xml:space="preserve">cambia el estatus de sus alumnos y </w:t>
       </w:r>
       <w:r>
         <w:rPr>
@@ -415,16 +424,7 @@
           <w:sz w:val="22"/>
           <w:szCs w:val="22"/>
         </w:rPr>
-        <w:t xml:space="preserve"> </w:t>
-      </w:r>
-      <w:r>
-        <w:rPr>
-          <w:rFonts w:ascii="Calibri" w:eastAsia="Times New Roman" w:hAnsi="Calibri" w:cs="Calibri"/>
-          <w:color w:val="1F1A1A"/>
-          <w:sz w:val="22"/>
-          <w:szCs w:val="22"/>
-        </w:rPr>
-        <w:t>en la última clase del turno, para que el prefecto no reciba alertas al verlos salir.</w:t>
+        <w:t xml:space="preserve"> en la última clase del turno, para que el prefecto no reciba alertas al verlos salir.</w:t>
       </w:r>
     </w:p>
     <w:p>
@@ -618,7 +618,16 @@
           <w:sz w:val="22"/>
           <w:szCs w:val="22"/>
         </w:rPr>
-        <w:t xml:space="preserve"> (7 oct 2026, del usuario): </w:t>
+        <w:t xml:space="preserve"> </w:t>
+      </w:r>
+      <w:r>
+        <w:rPr>
+          <w:rFonts w:ascii="Calibri" w:hAnsi="Calibri" w:cs="Calibri"/>
+          <w:color w:val="1F1A1A"/>
+          <w:sz w:val="22"/>
+          <w:szCs w:val="22"/>
+        </w:rPr>
+        <w:t xml:space="preserve">(7 oct 2026, del usuario): </w:t>
       </w:r>
       <w:hyperlink r:id="rId5" w:history="1">
         <w:r>
@@ -783,7 +792,7 @@
           <w:sz w:val="22"/>
           <w:szCs w:val="22"/>
         </w:rPr>
-        <w:pict w14:anchorId="23DE382E">
+        <w:pict w14:anchorId="14E61A97">
           <v:rect id="_x0000_i1026" style="width:0;height:1.5pt" o:hralign="center" o:hrstd="t" o:hr="t" fillcolor="#a0a0a0" stroked="f"/>
         </w:pict>
       </w:r>
@@ -799,7 +808,7 @@
         <w:rPr>
           <w:rFonts w:ascii="Calibri" w:eastAsia="Times New Roman" w:hAnsi="Calibri" w:cs="Calibri"/>
         </w:rPr>
-        <w:t>2. Cómo está hoy (19 de octubre de 2026)</w:t>
+        <w:t>2. Cómo está hoy (20 de octubre de 2026)</w:t>
       </w:r>
     </w:p>
     <w:tbl>
@@ -814,8 +823,8 @@
         <w:tblLook w:val="04A0" w:firstRow="1" w:lastRow="0" w:firstColumn="1" w:lastColumn="0" w:noHBand="0" w:noVBand="1"/>
       </w:tblPr>
       <w:tblGrid>
-        <w:gridCol w:w="3303"/>
-        <w:gridCol w:w="6361"/>
+        <w:gridCol w:w="2550"/>
+        <w:gridCol w:w="7114"/>
       </w:tblGrid>
       <w:tr>
         <w:tc>
@@ -989,7 +998,51 @@
                 <w:sz w:val="19"/>
                 <w:szCs w:val="19"/>
               </w:rPr>
-              <w:t xml:space="preserve"> con la estructura por semestres, reglas por rol y 10 índices. Vacía de datos reales; solo hay datos de prueba</w:t>
+              <w:t xml:space="preserve"> con la estructura por semestres, reglas por rol (con 21 pruebas en </w:t>
+            </w:r>
+            <w:r>
+              <w:rPr>
+                <w:rStyle w:val="HTMLCode"/>
+              </w:rPr>
+              <w:t>firebase/pruebas-reglas</w:t>
+            </w:r>
+            <w:r>
+              <w:rPr>
+                <w:rFonts w:ascii="Calibri" w:hAnsi="Calibri" w:cs="Calibri"/>
+                <w:color w:val="1F1A1A"/>
+                <w:sz w:val="19"/>
+                <w:szCs w:val="19"/>
+              </w:rPr>
+              <w:t xml:space="preserve">) y 11 índices. Vacía de datos reales; solo hay datos de prueba. </w:t>
+            </w:r>
+            <w:r>
+              <w:rPr>
+                <w:rFonts w:ascii="Calibri" w:hAnsi="Calibri" w:cs="Calibri"/>
+                <w:b/>
+                <w:bCs/>
+                <w:color w:val="1F1A1A"/>
+                <w:sz w:val="19"/>
+                <w:szCs w:val="19"/>
+              </w:rPr>
+              <w:t>Las reglas del 19 y 20 oct no están publicadas</w:t>
+            </w:r>
+            <w:r>
+              <w:rPr>
+                <w:rFonts w:ascii="Calibri" w:hAnsi="Calibri" w:cs="Calibri"/>
+                <w:color w:val="1F1A1A"/>
+                <w:sz w:val="19"/>
+                <w:szCs w:val="19"/>
+              </w:rPr>
+              <w:t xml:space="preserve"> </w:t>
+            </w:r>
+            <w:r>
+              <w:rPr>
+                <w:rFonts w:ascii="Calibri" w:hAnsi="Calibri" w:cs="Calibri"/>
+                <w:color w:val="1F1A1A"/>
+                <w:sz w:val="19"/>
+                <w:szCs w:val="19"/>
+              </w:rPr>
+              <w:t>(PENDIENTES §1)</w:t>
             </w:r>
           </w:p>
         </w:tc>
@@ -1079,16 +1132,7 @@
                 <w:sz w:val="19"/>
                 <w:szCs w:val="19"/>
               </w:rPr>
-              <w:t xml:space="preserve"> </w:t>
-            </w:r>
-            <w:r>
-              <w:rPr>
-                <w:rFonts w:ascii="Calibri" w:hAnsi="Calibri" w:cs="Calibri"/>
-                <w:color w:val="1F1A1A"/>
-                <w:sz w:val="19"/>
-                <w:szCs w:val="19"/>
-              </w:rPr>
-              <w:t>con Firebase Authentication (No. de control o usuario → correo interno)</w:t>
+              <w:t xml:space="preserve"> con Firebase Authentication (No. de control o usuario → correo interno)</w:t>
             </w:r>
           </w:p>
         </w:tc>
@@ -1487,7 +1531,16 @@
                 <w:sz w:val="19"/>
                 <w:szCs w:val="19"/>
               </w:rPr>
-              <w:t xml:space="preserve"> (vistas XML)</w:t>
+              <w:t xml:space="preserve"> </w:t>
+            </w:r>
+            <w:r>
+              <w:rPr>
+                <w:rFonts w:ascii="Calibri" w:hAnsi="Calibri" w:cs="Calibri"/>
+                <w:color w:val="1F1A1A"/>
+                <w:sz w:val="19"/>
+                <w:szCs w:val="19"/>
+              </w:rPr>
+              <w:t>(vistas XML)</w:t>
             </w:r>
           </w:p>
         </w:tc>
@@ -1720,31 +1773,57 @@
             <w:r>
               <w:rPr>
                 <w:rFonts w:ascii="Calibri" w:hAnsi="Calibri" w:cs="Calibri"/>
-                <w:color w:val="1F1A1A"/>
-                <w:sz w:val="19"/>
-                <w:szCs w:val="19"/>
-              </w:rPr>
-              <w:t xml:space="preserve">Previstos </w:t>
-            </w:r>
-            <w:r>
-              <w:rPr>
-                <w:rFonts w:ascii="Calibri" w:hAnsi="Calibri" w:cs="Calibri"/>
                 <w:b/>
                 <w:bCs/>
                 <w:color w:val="1F1A1A"/>
                 <w:sz w:val="19"/>
                 <w:szCs w:val="19"/>
               </w:rPr>
-              <w:t>solo en web</w:t>
-            </w:r>
-            <w:r>
-              <w:rPr>
-                <w:rFonts w:ascii="Calibri" w:hAnsi="Calibri" w:cs="Calibri"/>
-                <w:color w:val="1F1A1A"/>
-                <w:sz w:val="19"/>
-                <w:szCs w:val="19"/>
-              </w:rPr>
-              <w:t xml:space="preserve"> (no existe). En Android ven un aviso</w:t>
+              <w:t>Web, primera versión hecha</w:t>
+            </w:r>
+            <w:r>
+              <w:rPr>
+                <w:rFonts w:ascii="Calibri" w:hAnsi="Calibri" w:cs="Calibri"/>
+                <w:color w:val="1F1A1A"/>
+                <w:sz w:val="19"/>
+                <w:szCs w:val="19"/>
+              </w:rPr>
+              <w:t xml:space="preserve"> (ADR-011, carpeta </w:t>
+            </w:r>
+            <w:r>
+              <w:rPr>
+                <w:rStyle w:val="HTMLCode"/>
+              </w:rPr>
+              <w:t>web/</w:t>
+            </w:r>
+            <w:r>
+              <w:rPr>
+                <w:rFonts w:ascii="Calibri" w:hAnsi="Calibri" w:cs="Calibri"/>
+                <w:color w:val="1F1A1A"/>
+                <w:sz w:val="19"/>
+                <w:szCs w:val="19"/>
+              </w:rPr>
+              <w:t xml:space="preserve">), probada con el emulador y registrada en Firebase; </w:t>
+            </w:r>
+            <w:r>
+              <w:rPr>
+                <w:rFonts w:ascii="Calibri" w:hAnsi="Calibri" w:cs="Calibri"/>
+                <w:b/>
+                <w:bCs/>
+                <w:color w:val="1F1A1A"/>
+                <w:sz w:val="19"/>
+                <w:szCs w:val="19"/>
+              </w:rPr>
+              <w:t>falta publicarla</w:t>
+            </w:r>
+            <w:r>
+              <w:rPr>
+                <w:rFonts w:ascii="Calibri" w:hAnsi="Calibri" w:cs="Calibri"/>
+                <w:color w:val="1F1A1A"/>
+                <w:sz w:val="19"/>
+                <w:szCs w:val="19"/>
+              </w:rPr>
+              <w:t>. En Android ven un aviso</w:t>
             </w:r>
           </w:p>
         </w:tc>
@@ -1833,47 +1912,7 @@
                 <w:sz w:val="19"/>
                 <w:szCs w:val="19"/>
               </w:rPr>
-              <w:t xml:space="preserve"> (ADR-009). El aviso al padre es </w:t>
-            </w:r>
-            <w:r>
-              <w:rPr>
-                <w:rFonts w:ascii="Calibri" w:hAnsi="Calibri" w:cs="Calibri"/>
-                <w:b/>
-                <w:bCs/>
-                <w:color w:val="1F1A1A"/>
-                <w:sz w:val="19"/>
-                <w:szCs w:val="19"/>
-              </w:rPr>
-              <w:t>dentro de la app</w:t>
-            </w:r>
-            <w:r>
-              <w:rPr>
-                <w:rFonts w:ascii="Calibri" w:hAnsi="Calibri" w:cs="Calibri"/>
-                <w:color w:val="1F1A1A"/>
-                <w:sz w:val="19"/>
-                <w:szCs w:val="19"/>
-              </w:rPr>
-              <w:t xml:space="preserve">; el aviso </w:t>
-            </w:r>
-            <w:r>
-              <w:rPr>
-                <w:rFonts w:ascii="Calibri" w:hAnsi="Calibri" w:cs="Calibri"/>
-                <w:b/>
-                <w:bCs/>
-                <w:color w:val="1F1A1A"/>
-                <w:sz w:val="19"/>
-                <w:szCs w:val="19"/>
-              </w:rPr>
-              <w:t>push</w:t>
-            </w:r>
-            <w:r>
-              <w:rPr>
-                <w:rFonts w:ascii="Calibri" w:hAnsi="Calibri" w:cs="Calibri"/>
-                <w:color w:val="1F1A1A"/>
-                <w:sz w:val="19"/>
-                <w:szCs w:val="19"/>
-              </w:rPr>
-              <w:t xml:space="preserve"> no existe (necesita Blaze)</w:t>
+              <w:t xml:space="preserve"> (ADR-009); el prefecto ve "Últimos escaneos" y "Alertas de hoy" (ADR-010)</w:t>
             </w:r>
           </w:p>
         </w:tc>
@@ -1913,7 +1952,7 @@
                 <w:sz w:val="19"/>
                 <w:szCs w:val="19"/>
               </w:rPr>
-              <w:t>Plan de Firebase</w:t>
+              <w:t>Avisos (notificaciones)</w:t>
             </w:r>
           </w:p>
         </w:tc>
@@ -1953,6 +1992,144 @@
                 <w:sz w:val="19"/>
                 <w:szCs w:val="19"/>
               </w:rPr>
+              <w:t>Hechos</w:t>
+            </w:r>
+            <w:r>
+              <w:rPr>
+                <w:rFonts w:ascii="Calibri" w:hAnsi="Calibri" w:cs="Calibri"/>
+                <w:color w:val="1F1A1A"/>
+                <w:sz w:val="19"/>
+                <w:szCs w:val="19"/>
+              </w:rPr>
+              <w:t xml:space="preserve"> </w:t>
+            </w:r>
+            <w:r>
+              <w:rPr>
+                <w:rFonts w:ascii="Calibri" w:hAnsi="Calibri" w:cs="Calibri"/>
+                <w:color w:val="1F1A1A"/>
+                <w:sz w:val="19"/>
+                <w:szCs w:val="19"/>
+              </w:rPr>
+              <w:t xml:space="preserve">(ADR-010): un buzón por cuenta; el padre recibe entradas, salidas, estatus y algunas alertas; campana en vivo. Son </w:t>
+            </w:r>
+            <w:r>
+              <w:rPr>
+                <w:rFonts w:ascii="Calibri" w:hAnsi="Calibri" w:cs="Calibri"/>
+                <w:b/>
+                <w:bCs/>
+                <w:color w:val="1F1A1A"/>
+                <w:sz w:val="19"/>
+                <w:szCs w:val="19"/>
+              </w:rPr>
+              <w:t>dentro de la app</w:t>
+            </w:r>
+            <w:r>
+              <w:rPr>
+                <w:rFonts w:ascii="Calibri" w:hAnsi="Calibri" w:cs="Calibri"/>
+                <w:color w:val="1F1A1A"/>
+                <w:sz w:val="19"/>
+                <w:szCs w:val="19"/>
+              </w:rPr>
+              <w:t xml:space="preserve">: el </w:t>
+            </w:r>
+            <w:r>
+              <w:rPr>
+                <w:rFonts w:ascii="Calibri" w:hAnsi="Calibri" w:cs="Calibri"/>
+                <w:b/>
+                <w:bCs/>
+                <w:color w:val="1F1A1A"/>
+                <w:sz w:val="19"/>
+                <w:szCs w:val="19"/>
+              </w:rPr>
+              <w:t>push</w:t>
+            </w:r>
+            <w:r>
+              <w:rPr>
+                <w:rFonts w:ascii="Calibri" w:hAnsi="Calibri" w:cs="Calibri"/>
+                <w:color w:val="1F1A1A"/>
+                <w:sz w:val="19"/>
+                <w:szCs w:val="19"/>
+              </w:rPr>
+              <w:t xml:space="preserve"> no existe (necesita Blaze)</w:t>
+            </w:r>
+          </w:p>
+        </w:tc>
+      </w:tr>
+      <w:tr>
+        <w:tc>
+          <w:tcPr>
+            <w:tcW w:w="0" w:type="auto"/>
+            <w:tcBorders>
+              <w:top w:val="single" w:sz="6" w:space="0" w:color="D9C9C5"/>
+              <w:left w:val="single" w:sz="6" w:space="0" w:color="D9C9C5"/>
+              <w:bottom w:val="single" w:sz="6" w:space="0" w:color="D9C9C5"/>
+              <w:right w:val="single" w:sz="6" w:space="0" w:color="D9C9C5"/>
+            </w:tcBorders>
+            <w:tcMar>
+              <w:top w:w="60" w:type="dxa"/>
+              <w:left w:w="100" w:type="dxa"/>
+              <w:bottom w:w="60" w:type="dxa"/>
+              <w:right w:w="100" w:type="dxa"/>
+            </w:tcMar>
+            <w:hideMark/>
+          </w:tcPr>
+          <w:p>
+            <w:pPr>
+              <w:pStyle w:val="celda"/>
+              <w:rPr>
+                <w:rFonts w:ascii="Calibri" w:hAnsi="Calibri" w:cs="Calibri"/>
+                <w:color w:val="1F1A1A"/>
+                <w:sz w:val="19"/>
+                <w:szCs w:val="19"/>
+              </w:rPr>
+            </w:pPr>
+            <w:r>
+              <w:rPr>
+                <w:rFonts w:ascii="Calibri" w:hAnsi="Calibri" w:cs="Calibri"/>
+                <w:color w:val="1F1A1A"/>
+                <w:sz w:val="19"/>
+                <w:szCs w:val="19"/>
+              </w:rPr>
+              <w:t>Plan de Firebase</w:t>
+            </w:r>
+          </w:p>
+        </w:tc>
+        <w:tc>
+          <w:tcPr>
+            <w:tcW w:w="0" w:type="auto"/>
+            <w:tcBorders>
+              <w:top w:val="single" w:sz="6" w:space="0" w:color="D9C9C5"/>
+              <w:left w:val="single" w:sz="6" w:space="0" w:color="D9C9C5"/>
+              <w:bottom w:val="single" w:sz="6" w:space="0" w:color="D9C9C5"/>
+              <w:right w:val="single" w:sz="6" w:space="0" w:color="D9C9C5"/>
+            </w:tcBorders>
+            <w:tcMar>
+              <w:top w:w="60" w:type="dxa"/>
+              <w:left w:w="100" w:type="dxa"/>
+              <w:bottom w:w="60" w:type="dxa"/>
+              <w:right w:w="100" w:type="dxa"/>
+            </w:tcMar>
+            <w:hideMark/>
+          </w:tcPr>
+          <w:p>
+            <w:pPr>
+              <w:pStyle w:val="celda"/>
+              <w:rPr>
+                <w:rFonts w:ascii="Calibri" w:hAnsi="Calibri" w:cs="Calibri"/>
+                <w:color w:val="1F1A1A"/>
+                <w:sz w:val="19"/>
+                <w:szCs w:val="19"/>
+              </w:rPr>
+            </w:pPr>
+            <w:r>
+              <w:rPr>
+                <w:rFonts w:ascii="Calibri" w:hAnsi="Calibri" w:cs="Calibri"/>
+                <w:b/>
+                <w:bCs/>
+                <w:color w:val="1F1A1A"/>
+                <w:sz w:val="19"/>
+                <w:szCs w:val="19"/>
+              </w:rPr>
               <w:t>Spark (gratis)</w:t>
             </w:r>
             <w:r>
@@ -2004,7 +2181,7 @@
           <w:sz w:val="22"/>
           <w:szCs w:val="22"/>
         </w:rPr>
-        <w:pict w14:anchorId="1F1E0997">
+        <w:pict w14:anchorId="5A96D71D">
           <v:rect id="_x0000_i1027" style="width:0;height:1.5pt" o:hralign="center" o:hrstd="t" o:hr="t" fillcolor="#a0a0a0" stroked="f"/>
         </w:pict>
       </w:r>
@@ -2095,7 +2272,16 @@
           <w:sz w:val="22"/>
           <w:szCs w:val="22"/>
         </w:rPr>
-        <w:t xml:space="preserve"> el contenido ya no queda debajo de la barra inferior y la barra tiene 12 dp de margen (ADR-001; desde el punto 12 ya no hay barra).</w:t>
+        <w:t xml:space="preserve"> </w:t>
+      </w:r>
+      <w:r>
+        <w:rPr>
+          <w:rFonts w:ascii="Calibri" w:eastAsia="Times New Roman" w:hAnsi="Calibri" w:cs="Calibri"/>
+          <w:color w:val="1F1A1A"/>
+          <w:sz w:val="22"/>
+          <w:szCs w:val="22"/>
+        </w:rPr>
+        <w:t>el contenido ya no queda debajo de la barra inferior y la barra tiene 12 dp de margen (ADR-001; desde el punto 12 ya no hay barra).</w:t>
       </w:r>
     </w:p>
     <w:p>
@@ -2200,7 +2386,16 @@
           <w:sz w:val="22"/>
           <w:szCs w:val="22"/>
         </w:rPr>
-        <w:t xml:space="preserve"> ni en la app ni en la base.</w:t>
+        <w:t xml:space="preserve"> </w:t>
+      </w:r>
+      <w:r>
+        <w:rPr>
+          <w:rFonts w:ascii="Calibri" w:eastAsia="Times New Roman" w:hAnsi="Calibri" w:cs="Calibri"/>
+          <w:color w:val="1F1A1A"/>
+          <w:sz w:val="22"/>
+          <w:szCs w:val="22"/>
+        </w:rPr>
+        <w:t>ni en la app ni en la base.</w:t>
       </w:r>
     </w:p>
     <w:p>
@@ -2470,7 +2665,16 @@
           <w:sz w:val="22"/>
           <w:szCs w:val="22"/>
         </w:rPr>
-        <w:t xml:space="preserve"> colección </w:t>
+        <w:t xml:space="preserve"> </w:t>
+      </w:r>
+      <w:r>
+        <w:rPr>
+          <w:rFonts w:ascii="Calibri" w:eastAsia="Times New Roman" w:hAnsi="Calibri" w:cs="Calibri"/>
+          <w:color w:val="1F1A1A"/>
+          <w:sz w:val="22"/>
+          <w:szCs w:val="22"/>
+        </w:rPr>
+        <w:t xml:space="preserve">colección </w:t>
       </w:r>
       <w:r>
         <w:rPr>
@@ -2576,6 +2780,7 @@
           <w:sz w:val="22"/>
           <w:szCs w:val="22"/>
         </w:rPr>
+        <w:lastRenderedPageBreak/>
         <w:t>Tiempo real:</w:t>
       </w:r>
       <w:r>
@@ -2646,7 +2851,6 @@
           <w:sz w:val="22"/>
           <w:szCs w:val="22"/>
         </w:rPr>
-        <w:lastRenderedPageBreak/>
         <w:t>Estructura para todo el plantel (ADR-005):</w:t>
       </w:r>
       <w:r>
@@ -2796,16 +3000,7 @@
           <w:sz w:val="22"/>
           <w:szCs w:val="22"/>
         </w:rPr>
-        <w:t xml:space="preserve"> </w:t>
-      </w:r>
-      <w:r>
-        <w:rPr>
-          <w:rFonts w:ascii="Calibri" w:eastAsia="Times New Roman" w:hAnsi="Calibri" w:cs="Calibri"/>
-          <w:color w:val="1F1A1A"/>
-          <w:sz w:val="22"/>
-          <w:szCs w:val="22"/>
-        </w:rPr>
-        <w:t xml:space="preserve">el padre pasó de Compose a XML; se hicieron las vistas del prefecto (sin escaneo) y del profesor (con cambiar estatus y dar salida al grupo); vistas comunes </w:t>
+        <w:t xml:space="preserve"> el padre pasó de Compose a XML; se hicieron las vistas del prefecto (sin escaneo) y del profesor (con cambiar estatus y dar salida al grupo); vistas comunes </w:t>
       </w:r>
       <w:r>
         <w:rPr>
@@ -2917,16 +3112,7 @@
           <w:sz w:val="22"/>
           <w:szCs w:val="22"/>
         </w:rPr>
-        <w:t xml:space="preserve"> </w:t>
-      </w:r>
-      <w:r>
-        <w:rPr>
-          <w:rFonts w:ascii="Calibri" w:eastAsia="Times New Roman" w:hAnsi="Calibri" w:cs="Calibri"/>
-          <w:color w:val="1F1A1A"/>
-          <w:sz w:val="22"/>
-          <w:szCs w:val="22"/>
-        </w:rPr>
-        <w:t xml:space="preserve">ningún rol tiene barra inferior; sus pantallas principales llevan el </w:t>
+        <w:t xml:space="preserve"> ningún rol tiene barra inferior; sus pantallas principales llevan el </w:t>
       </w:r>
       <w:r>
         <w:rPr>
@@ -3145,26 +3331,265 @@
           <w:sz w:val="22"/>
           <w:szCs w:val="22"/>
         </w:rPr>
-        <w:t xml:space="preserve"> publicar las reglas y volver a crear al alumno de prueba.</w:t>
+        <w:t xml:space="preserve"> </w:t>
+      </w:r>
+      <w:r>
+        <w:rPr>
+          <w:rFonts w:ascii="Calibri" w:eastAsia="Times New Roman" w:hAnsi="Calibri" w:cs="Calibri"/>
+          <w:color w:val="1F1A1A"/>
+          <w:sz w:val="22"/>
+          <w:szCs w:val="22"/>
+        </w:rPr>
+        <w:t>publicar las reglas y volver a crear al alumno de prueba.</w:t>
       </w:r>
     </w:p>
     <w:p>
       <w:pPr>
-        <w:rPr>
-          <w:rFonts w:ascii="Calibri" w:eastAsia="Times New Roman" w:hAnsi="Calibri" w:cs="Calibri"/>
-          <w:color w:val="1F1A1A"/>
-          <w:sz w:val="22"/>
-          <w:szCs w:val="22"/>
-        </w:rPr>
-      </w:pPr>
-      <w:r>
-        <w:rPr>
-          <w:rFonts w:ascii="Calibri" w:eastAsia="Times New Roman" w:hAnsi="Calibri" w:cs="Calibri"/>
-          <w:color w:val="1F1A1A"/>
-          <w:sz w:val="22"/>
-          <w:szCs w:val="22"/>
-        </w:rPr>
-        <w:pict w14:anchorId="5E62A744">
+        <w:numPr>
+          <w:ilvl w:val="0"/>
+          <w:numId w:val="2"/>
+        </w:numPr>
+        <w:spacing w:after="120"/>
+        <w:rPr>
+          <w:rFonts w:ascii="Calibri" w:eastAsia="Times New Roman" w:hAnsi="Calibri" w:cs="Calibri"/>
+          <w:color w:val="1F1A1A"/>
+          <w:sz w:val="22"/>
+          <w:szCs w:val="22"/>
+        </w:rPr>
+      </w:pPr>
+      <w:r>
+        <w:rPr>
+          <w:rFonts w:ascii="Calibri" w:eastAsia="Times New Roman" w:hAnsi="Calibri" w:cs="Calibri"/>
+          <w:b/>
+          <w:bCs/>
+          <w:color w:val="1F1A1A"/>
+          <w:sz w:val="22"/>
+          <w:szCs w:val="22"/>
+        </w:rPr>
+        <w:t>Avisos (ADR-010, 20 oct):</w:t>
+      </w:r>
+      <w:r>
+        <w:rPr>
+          <w:rFonts w:ascii="Calibri" w:eastAsia="Times New Roman" w:hAnsi="Calibri" w:cs="Calibri"/>
+          <w:color w:val="1F1A1A"/>
+          <w:sz w:val="22"/>
+          <w:szCs w:val="22"/>
+        </w:rPr>
+        <w:t xml:space="preserve"> buzón único </w:t>
+      </w:r>
+      <w:r>
+        <w:rPr>
+          <w:rStyle w:val="HTMLCode"/>
+        </w:rPr>
+        <w:t>usuarios/{uid}/notificaciones</w:t>
+      </w:r>
+      <w:r>
+        <w:rPr>
+          <w:rFonts w:ascii="Calibri" w:eastAsia="Times New Roman" w:hAnsi="Calibri" w:cs="Calibri"/>
+          <w:color w:val="1F1A1A"/>
+          <w:sz w:val="22"/>
+          <w:szCs w:val="22"/>
+        </w:rPr>
+        <w:t xml:space="preserve"> y </w:t>
+      </w:r>
+      <w:r>
+        <w:rPr>
+          <w:rStyle w:val="HTMLCode"/>
+        </w:rPr>
+        <w:t>datos/Avisos.kt</w:t>
+      </w:r>
+      <w:r>
+        <w:rPr>
+          <w:rFonts w:ascii="Calibri" w:eastAsia="Times New Roman" w:hAnsi="Calibri" w:cs="Calibri"/>
+          <w:color w:val="1F1A1A"/>
+          <w:sz w:val="22"/>
+          <w:szCs w:val="22"/>
+        </w:rPr>
+        <w:t xml:space="preserve">; el padre recibe estatus del profesor y alertas (según </w:t>
+      </w:r>
+      <w:r>
+        <w:rPr>
+          <w:rStyle w:val="HTMLCode"/>
+        </w:rPr>
+        <w:t>configuracion/plantel</w:t>
+      </w:r>
+      <w:r>
+        <w:rPr>
+          <w:rFonts w:ascii="Calibri" w:eastAsia="Times New Roman" w:hAnsi="Calibri" w:cs="Calibri"/>
+          <w:color w:val="1F1A1A"/>
+          <w:sz w:val="22"/>
+          <w:szCs w:val="22"/>
+        </w:rPr>
+        <w:t>); campana con punto rojo solo si hay sin leer; "Alertas de hoy" del prefecto; reglas del buzón más estrictas con pruebas en el emulador.</w:t>
+      </w:r>
+    </w:p>
+    <w:p>
+      <w:pPr>
+        <w:numPr>
+          <w:ilvl w:val="0"/>
+          <w:numId w:val="2"/>
+        </w:numPr>
+        <w:spacing w:after="120"/>
+        <w:rPr>
+          <w:rFonts w:ascii="Calibri" w:eastAsia="Times New Roman" w:hAnsi="Calibri" w:cs="Calibri"/>
+          <w:color w:val="1F1A1A"/>
+          <w:sz w:val="22"/>
+          <w:szCs w:val="22"/>
+        </w:rPr>
+      </w:pPr>
+      <w:r>
+        <w:rPr>
+          <w:rFonts w:ascii="Calibri" w:eastAsia="Times New Roman" w:hAnsi="Calibri" w:cs="Calibri"/>
+          <w:b/>
+          <w:bCs/>
+          <w:color w:val="1F1A1A"/>
+          <w:sz w:val="22"/>
+          <w:szCs w:val="22"/>
+        </w:rPr>
+        <w:t>Revisión de la arquitectura (20 oct):</w:t>
+      </w:r>
+      <w:r>
+        <w:rPr>
+          <w:rFonts w:ascii="Calibri" w:eastAsia="Times New Roman" w:hAnsi="Calibri" w:cs="Calibri"/>
+          <w:color w:val="1F1A1A"/>
+          <w:sz w:val="22"/>
+          <w:szCs w:val="22"/>
+        </w:rPr>
+        <w:t xml:space="preserve"> </w:t>
+      </w:r>
+      <w:hyperlink r:id="rId10" w:history="1">
+        <w:r>
+          <w:rPr>
+            <w:rStyle w:val="Hyperlink"/>
+            <w:rFonts w:ascii="Calibri" w:eastAsia="Times New Roman" w:hAnsi="Calibri" w:cs="Calibri"/>
+            <w:sz w:val="22"/>
+            <w:szCs w:val="22"/>
+          </w:rPr>
+          <w:t>ARQUITECTURA.md</w:t>
+        </w:r>
+      </w:hyperlink>
+      <w:r>
+        <w:rPr>
+          <w:rFonts w:ascii="Calibri" w:eastAsia="Times New Roman" w:hAnsi="Calibri" w:cs="Calibri"/>
+          <w:color w:val="1F1A1A"/>
+          <w:sz w:val="22"/>
+          <w:szCs w:val="22"/>
+        </w:rPr>
+        <w:t>, qué mejorar por prioridad (escaneo sin señal, hora del servidor, App Check, script de administración…).</w:t>
+      </w:r>
+    </w:p>
+    <w:p>
+      <w:pPr>
+        <w:numPr>
+          <w:ilvl w:val="0"/>
+          <w:numId w:val="2"/>
+        </w:numPr>
+        <w:spacing w:after="120"/>
+        <w:rPr>
+          <w:rFonts w:ascii="Calibri" w:eastAsia="Times New Roman" w:hAnsi="Calibri" w:cs="Calibri"/>
+          <w:color w:val="1F1A1A"/>
+          <w:sz w:val="22"/>
+          <w:szCs w:val="22"/>
+        </w:rPr>
+      </w:pPr>
+      <w:r>
+        <w:rPr>
+          <w:rFonts w:ascii="Calibri" w:eastAsia="Times New Roman" w:hAnsi="Calibri" w:cs="Calibri"/>
+          <w:b/>
+          <w:bCs/>
+          <w:color w:val="1F1A1A"/>
+          <w:sz w:val="22"/>
+          <w:szCs w:val="22"/>
+        </w:rPr>
+        <w:t>Web (ADR-011, 20 oct):</w:t>
+      </w:r>
+      <w:r>
+        <w:rPr>
+          <w:rFonts w:ascii="Calibri" w:eastAsia="Times New Roman" w:hAnsi="Calibri" w:cs="Calibri"/>
+          <w:color w:val="1F1A1A"/>
+          <w:sz w:val="22"/>
+          <w:szCs w:val="22"/>
+        </w:rPr>
+        <w:t xml:space="preserve"> carpeta </w:t>
+      </w:r>
+      <w:r>
+        <w:rPr>
+          <w:rStyle w:val="HTMLCode"/>
+        </w:rPr>
+        <w:t>web/</w:t>
+      </w:r>
+      <w:r>
+        <w:rPr>
+          <w:rFonts w:ascii="Calibri" w:eastAsia="Times New Roman" w:hAnsi="Calibri" w:cs="Calibri"/>
+          <w:color w:val="1F1A1A"/>
+          <w:sz w:val="22"/>
+          <w:szCs w:val="22"/>
+        </w:rPr>
+        <w:t xml:space="preserve"> para Control Escolar y Enfermería. Ya está registrada en Firebase (</w:t>
+      </w:r>
+      <w:r>
+        <w:rPr>
+          <w:rStyle w:val="HTMLCode"/>
+        </w:rPr>
+        <w:t>config.js</w:t>
+      </w:r>
+      <w:r>
+        <w:rPr>
+          <w:rFonts w:ascii="Calibri" w:eastAsia="Times New Roman" w:hAnsi="Calibri" w:cs="Calibri"/>
+          <w:color w:val="1F1A1A"/>
+          <w:sz w:val="22"/>
+          <w:szCs w:val="22"/>
+        </w:rPr>
+        <w:t xml:space="preserve"> lleno, usa la base real); en esta PC, sin Node.js, se abre con </w:t>
+      </w:r>
+      <w:r>
+        <w:rPr>
+          <w:rStyle w:val="HTMLCode"/>
+        </w:rPr>
+        <w:t>docs/herramientas/servidor_web.ps1</w:t>
+      </w:r>
+      <w:r>
+        <w:rPr>
+          <w:rFonts w:ascii="Calibri" w:eastAsia="Times New Roman" w:hAnsi="Calibri" w:cs="Calibri"/>
+          <w:color w:val="1F1A1A"/>
+          <w:sz w:val="22"/>
+          <w:szCs w:val="22"/>
+        </w:rPr>
+        <w:t xml:space="preserve"> (o la configuración "web" de </w:t>
+      </w:r>
+      <w:r>
+        <w:rPr>
+          <w:rStyle w:val="HTMLCode"/>
+        </w:rPr>
+        <w:t>.claude/launch.json</w:t>
+      </w:r>
+      <w:r>
+        <w:rPr>
+          <w:rFonts w:ascii="Calibri" w:eastAsia="Times New Roman" w:hAnsi="Calibri" w:cs="Calibri"/>
+          <w:color w:val="1F1A1A"/>
+          <w:sz w:val="22"/>
+          <w:szCs w:val="22"/>
+        </w:rPr>
+        <w:t>). Falta publicarla con Hosting.</w:t>
+      </w:r>
+    </w:p>
+    <w:p>
+      <w:pPr>
+        <w:rPr>
+          <w:rFonts w:ascii="Calibri" w:eastAsia="Times New Roman" w:hAnsi="Calibri" w:cs="Calibri"/>
+          <w:color w:val="1F1A1A"/>
+          <w:sz w:val="22"/>
+          <w:szCs w:val="22"/>
+        </w:rPr>
+      </w:pPr>
+      <w:r>
+        <w:rPr>
+          <w:rFonts w:ascii="Calibri" w:eastAsia="Times New Roman" w:hAnsi="Calibri" w:cs="Calibri"/>
+          <w:color w:val="1F1A1A"/>
+          <w:sz w:val="22"/>
+          <w:szCs w:val="22"/>
+        </w:rPr>
+        <w:pict w14:anchorId="67C75F94">
           <v:rect id="_x0000_i1028" style="width:0;height:1.5pt" o:hralign="center" o:hrstd="t" o:hr="t" fillcolor="#a0a0a0" stroked="f"/>
         </w:pict>
       </w:r>
@@ -4582,6 +5007,96 @@
           </w:p>
         </w:tc>
       </w:tr>
+      <w:tr>
+        <w:tc>
+          <w:tcPr>
+            <w:tcW w:w="0" w:type="auto"/>
+            <w:tcBorders>
+              <w:top w:val="single" w:sz="6" w:space="0" w:color="D9C9C5"/>
+              <w:left w:val="single" w:sz="6" w:space="0" w:color="D9C9C5"/>
+              <w:bottom w:val="single" w:sz="6" w:space="0" w:color="D9C9C5"/>
+              <w:right w:val="single" w:sz="6" w:space="0" w:color="D9C9C5"/>
+            </w:tcBorders>
+            <w:tcMar>
+              <w:top w:w="60" w:type="dxa"/>
+              <w:left w:w="100" w:type="dxa"/>
+              <w:bottom w:w="60" w:type="dxa"/>
+              <w:right w:w="100" w:type="dxa"/>
+            </w:tcMar>
+            <w:hideMark/>
+          </w:tcPr>
+          <w:p>
+            <w:pPr>
+              <w:pStyle w:val="celda"/>
+              <w:rPr>
+                <w:rFonts w:ascii="Calibri" w:hAnsi="Calibri" w:cs="Calibri"/>
+                <w:color w:val="1F1A1A"/>
+                <w:sz w:val="19"/>
+                <w:szCs w:val="19"/>
+              </w:rPr>
+            </w:pPr>
+            <w:r>
+              <w:rPr>
+                <w:rStyle w:val="HTMLCode"/>
+              </w:rPr>
+              <w:t>datos/Avisos.kt</w:t>
+            </w:r>
+            <w:r>
+              <w:rPr>
+                <w:rFonts w:ascii="Calibri" w:hAnsi="Calibri" w:cs="Calibri"/>
+                <w:color w:val="1F1A1A"/>
+                <w:sz w:val="19"/>
+                <w:szCs w:val="19"/>
+              </w:rPr>
+              <w:t xml:space="preserve"> y </w:t>
+            </w:r>
+            <w:r>
+              <w:rPr>
+                <w:rStyle w:val="HTMLCode"/>
+              </w:rPr>
+              <w:t>datos/Escaneo.kt</w:t>
+            </w:r>
+          </w:p>
+        </w:tc>
+        <w:tc>
+          <w:tcPr>
+            <w:tcW w:w="0" w:type="auto"/>
+            <w:tcBorders>
+              <w:top w:val="single" w:sz="6" w:space="0" w:color="D9C9C5"/>
+              <w:left w:val="single" w:sz="6" w:space="0" w:color="D9C9C5"/>
+              <w:bottom w:val="single" w:sz="6" w:space="0" w:color="D9C9C5"/>
+              <w:right w:val="single" w:sz="6" w:space="0" w:color="D9C9C5"/>
+            </w:tcBorders>
+            <w:tcMar>
+              <w:top w:w="60" w:type="dxa"/>
+              <w:left w:w="100" w:type="dxa"/>
+              <w:bottom w:w="60" w:type="dxa"/>
+              <w:right w:w="100" w:type="dxa"/>
+            </w:tcMar>
+            <w:hideMark/>
+          </w:tcPr>
+          <w:p>
+            <w:pPr>
+              <w:pStyle w:val="celda"/>
+              <w:rPr>
+                <w:rFonts w:ascii="Calibri" w:hAnsi="Calibri" w:cs="Calibri"/>
+                <w:color w:val="1F1A1A"/>
+                <w:sz w:val="19"/>
+                <w:szCs w:val="19"/>
+              </w:rPr>
+            </w:pPr>
+            <w:r>
+              <w:rPr>
+                <w:rFonts w:ascii="Calibri" w:hAnsi="Calibri" w:cs="Calibri"/>
+                <w:color w:val="1F1A1A"/>
+                <w:sz w:val="19"/>
+                <w:szCs w:val="19"/>
+              </w:rPr>
+              <w:t>A quién se avisa y qué alerta toca al escanear (sin Firebase, con pruebas)</w:t>
+            </w:r>
+          </w:p>
+        </w:tc>
+      </w:tr>
     </w:tbl>
     <w:p>
       <w:pPr>
@@ -4593,45 +5108,6 @@
           <w:szCs w:val="22"/>
         </w:rPr>
       </w:pPr>
-      <w:r>
-        <w:rPr>
-          <w:rFonts w:ascii="Calibri" w:hAnsi="Calibri" w:cs="Calibri"/>
-          <w:color w:val="1F1A1A"/>
-          <w:sz w:val="22"/>
-          <w:szCs w:val="22"/>
-        </w:rPr>
-        <w:t xml:space="preserve">Otros: </w:t>
-      </w:r>
-      <w:r>
-        <w:rPr>
-          <w:rStyle w:val="HTMLCode"/>
-        </w:rPr>
-        <w:t>firebase/firestore.rules</w:t>
-      </w:r>
-      <w:r>
-        <w:rPr>
-          <w:rFonts w:ascii="Calibri" w:hAnsi="Calibri" w:cs="Calibri"/>
-          <w:color w:val="1F1A1A"/>
-          <w:sz w:val="22"/>
-          <w:szCs w:val="22"/>
-        </w:rPr>
-        <w:t xml:space="preserve"> y </w:t>
-      </w:r>
-      <w:r>
-        <w:rPr>
-          <w:rStyle w:val="HTMLCode"/>
-        </w:rPr>
-        <w:t>firestore.indexes.json</w:t>
-      </w:r>
-      <w:r>
-        <w:rPr>
-          <w:rFonts w:ascii="Calibri" w:hAnsi="Calibri" w:cs="Calibri"/>
-          <w:color w:val="1F1A1A"/>
-          <w:sz w:val="22"/>
-          <w:szCs w:val="22"/>
-        </w:rPr>
-        <w:t xml:space="preserve"> (</w:t>
-      </w:r>
       <w:r>
         <w:rPr>
           <w:rFonts w:ascii="Calibri" w:hAnsi="Calibri" w:cs="Calibri"/>
@@ -4641,7 +5117,7 @@
           <w:sz w:val="22"/>
           <w:szCs w:val="22"/>
         </w:rPr>
-        <w:t>copias</w:t>
+        <w:t>La web</w:t>
       </w:r>
       <w:r>
         <w:rPr>
@@ -4650,7 +5126,13 @@
           <w:sz w:val="22"/>
           <w:szCs w:val="22"/>
         </w:rPr>
-        <w:t xml:space="preserve"> </w:t>
+        <w:t xml:space="preserve"> (</w:t>
+      </w:r>
+      <w:r>
+        <w:rPr>
+          <w:rStyle w:val="HTMLCode"/>
+        </w:rPr>
+        <w:t>web/</w:t>
       </w:r>
       <w:r>
         <w:rPr>
@@ -4659,13 +5141,33 @@
           <w:sz w:val="22"/>
           <w:szCs w:val="22"/>
         </w:rPr>
-        <w:t xml:space="preserve">de lo publicado en la consola), </w:t>
+        <w:t xml:space="preserve">, ver </w:t>
+      </w:r>
+      <w:hyperlink r:id="rId11" w:history="1">
+        <w:r>
+          <w:rPr>
+            <w:rStyle w:val="Hyperlink"/>
+            <w:rFonts w:ascii="Calibri" w:hAnsi="Calibri" w:cs="Calibri"/>
+            <w:sz w:val="22"/>
+            <w:szCs w:val="22"/>
+          </w:rPr>
+          <w:t>web/README.md</w:t>
+        </w:r>
+      </w:hyperlink>
+      <w:r>
+        <w:rPr>
+          <w:rFonts w:ascii="Calibri" w:hAnsi="Calibri" w:cs="Calibri"/>
+          <w:color w:val="1F1A1A"/>
+          <w:sz w:val="22"/>
+          <w:szCs w:val="22"/>
+        </w:rPr>
+        <w:t xml:space="preserve">): </w:t>
       </w:r>
       <w:r>
         <w:rPr>
           <w:rStyle w:val="HTMLCode"/>
         </w:rPr>
-        <w:t>firebase/roles.json</w:t>
+        <w:t>js/datos.js</w:t>
       </w:r>
       <w:r>
         <w:rPr>
@@ -4674,13 +5176,13 @@
           <w:sz w:val="22"/>
           <w:szCs w:val="22"/>
         </w:rPr>
-        <w:t xml:space="preserve"> (copia de los perfiles), </w:t>
+        <w:t xml:space="preserve"> es el único archivo que habla con Firebase; </w:t>
       </w:r>
       <w:r>
         <w:rPr>
           <w:rStyle w:val="HTMLCode"/>
         </w:rPr>
-        <w:t>docs/herramientas/md_a_word.ps1</w:t>
+        <w:t>js/avisos.js</w:t>
       </w:r>
       <w:r>
         <w:rPr>
@@ -4689,13 +5191,13 @@
           <w:sz w:val="22"/>
           <w:szCs w:val="22"/>
         </w:rPr>
-        <w:t xml:space="preserve"> (genera los </w:t>
+        <w:t xml:space="preserve"> repite </w:t>
       </w:r>
       <w:r>
         <w:rPr>
           <w:rStyle w:val="HTMLCode"/>
         </w:rPr>
-        <w:t>.docx</w:t>
+        <w:t>Avisos.kt</w:t>
       </w:r>
       <w:r>
         <w:rPr>
@@ -4704,26 +5206,176 @@
           <w:sz w:val="22"/>
           <w:szCs w:val="22"/>
         </w:rPr>
-        <w:t>).</w:t>
+        <w:t xml:space="preserve"> (</w:t>
+      </w:r>
+      <w:r>
+        <w:rPr>
+          <w:rFonts w:ascii="Calibri" w:hAnsi="Calibri" w:cs="Calibri"/>
+          <w:b/>
+          <w:bCs/>
+          <w:color w:val="1F1A1A"/>
+          <w:sz w:val="22"/>
+          <w:szCs w:val="22"/>
+        </w:rPr>
+        <w:t>si cambias uno, cambia el otro</w:t>
+      </w:r>
+      <w:r>
+        <w:rPr>
+          <w:rFonts w:ascii="Calibri" w:hAnsi="Calibri" w:cs="Calibri"/>
+          <w:color w:val="1F1A1A"/>
+          <w:sz w:val="22"/>
+          <w:szCs w:val="22"/>
+        </w:rPr>
+        <w:t xml:space="preserve">); una pantalla por archivo en </w:t>
+      </w:r>
+      <w:r>
+        <w:rPr>
+          <w:rStyle w:val="HTMLCode"/>
+        </w:rPr>
+        <w:t>js/pantallas/</w:t>
+      </w:r>
+      <w:r>
+        <w:rPr>
+          <w:rFonts w:ascii="Calibri" w:hAnsi="Calibri" w:cs="Calibri"/>
+          <w:color w:val="1F1A1A"/>
+          <w:sz w:val="22"/>
+          <w:szCs w:val="22"/>
+        </w:rPr>
+        <w:t>.</w:t>
       </w:r>
     </w:p>
     <w:p>
       <w:pPr>
-        <w:rPr>
-          <w:rFonts w:ascii="Calibri" w:eastAsia="Times New Roman" w:hAnsi="Calibri" w:cs="Calibri"/>
-          <w:color w:val="1F1A1A"/>
-          <w:sz w:val="22"/>
-          <w:szCs w:val="22"/>
-        </w:rPr>
-      </w:pPr>
-      <w:r>
-        <w:rPr>
-          <w:rFonts w:ascii="Calibri" w:eastAsia="Times New Roman" w:hAnsi="Calibri" w:cs="Calibri"/>
-          <w:color w:val="1F1A1A"/>
-          <w:sz w:val="22"/>
-          <w:szCs w:val="22"/>
-        </w:rPr>
-        <w:pict w14:anchorId="09B7CB80">
+        <w:pStyle w:val="NormalWeb"/>
+        <w:rPr>
+          <w:rFonts w:ascii="Calibri" w:hAnsi="Calibri" w:cs="Calibri"/>
+          <w:color w:val="1F1A1A"/>
+          <w:sz w:val="22"/>
+          <w:szCs w:val="22"/>
+        </w:rPr>
+      </w:pPr>
+      <w:r>
+        <w:rPr>
+          <w:rFonts w:ascii="Calibri" w:hAnsi="Calibri" w:cs="Calibri"/>
+          <w:color w:val="1F1A1A"/>
+          <w:sz w:val="22"/>
+          <w:szCs w:val="22"/>
+        </w:rPr>
+        <w:t xml:space="preserve">Otros: </w:t>
+      </w:r>
+      <w:r>
+        <w:rPr>
+          <w:rStyle w:val="HTMLCode"/>
+        </w:rPr>
+        <w:t>firebase/firestore.rules</w:t>
+      </w:r>
+      <w:r>
+        <w:rPr>
+          <w:rFonts w:ascii="Calibri" w:hAnsi="Calibri" w:cs="Calibri"/>
+          <w:color w:val="1F1A1A"/>
+          <w:sz w:val="22"/>
+          <w:szCs w:val="22"/>
+        </w:rPr>
+        <w:t xml:space="preserve"> y </w:t>
+      </w:r>
+      <w:r>
+        <w:rPr>
+          <w:rStyle w:val="HTMLCode"/>
+        </w:rPr>
+        <w:t>firestore.indexes.json</w:t>
+      </w:r>
+      <w:r>
+        <w:rPr>
+          <w:rFonts w:ascii="Calibri" w:hAnsi="Calibri" w:cs="Calibri"/>
+          <w:color w:val="1F1A1A"/>
+          <w:sz w:val="22"/>
+          <w:szCs w:val="22"/>
+        </w:rPr>
+        <w:t xml:space="preserve"> (</w:t>
+      </w:r>
+      <w:r>
+        <w:rPr>
+          <w:rFonts w:ascii="Calibri" w:hAnsi="Calibri" w:cs="Calibri"/>
+          <w:b/>
+          <w:bCs/>
+          <w:color w:val="1F1A1A"/>
+          <w:sz w:val="22"/>
+          <w:szCs w:val="22"/>
+        </w:rPr>
+        <w:t>copias</w:t>
+      </w:r>
+      <w:r>
+        <w:rPr>
+          <w:rFonts w:ascii="Calibri" w:hAnsi="Calibri" w:cs="Calibri"/>
+          <w:color w:val="1F1A1A"/>
+          <w:sz w:val="22"/>
+          <w:szCs w:val="22"/>
+        </w:rPr>
+        <w:t xml:space="preserve"> de lo publicado en la consola), </w:t>
+      </w:r>
+      <w:r>
+        <w:rPr>
+          <w:rStyle w:val="HTMLCode"/>
+        </w:rPr>
+        <w:t>firebase/roles.json</w:t>
+      </w:r>
+      <w:r>
+        <w:rPr>
+          <w:rFonts w:ascii="Calibri" w:hAnsi="Calibri" w:cs="Calibri"/>
+          <w:color w:val="1F1A1A"/>
+          <w:sz w:val="22"/>
+          <w:szCs w:val="22"/>
+        </w:rPr>
+        <w:t xml:space="preserve"> (copia de los perfiles), </w:t>
+      </w:r>
+      <w:r>
+        <w:rPr>
+          <w:rStyle w:val="HTMLCode"/>
+        </w:rPr>
+        <w:t>docs/herramientas/md_a_word.ps1</w:t>
+      </w:r>
+      <w:r>
+        <w:rPr>
+          <w:rFonts w:ascii="Calibri" w:hAnsi="Calibri" w:cs="Calibri"/>
+          <w:color w:val="1F1A1A"/>
+          <w:sz w:val="22"/>
+          <w:szCs w:val="22"/>
+        </w:rPr>
+        <w:t xml:space="preserve"> (genera los </w:t>
+      </w:r>
+      <w:r>
+        <w:rPr>
+          <w:rStyle w:val="HTMLCode"/>
+        </w:rPr>
+        <w:t>.docx</w:t>
+      </w:r>
+      <w:r>
+        <w:rPr>
+          <w:rFonts w:ascii="Calibri" w:hAnsi="Calibri" w:cs="Calibri"/>
+          <w:color w:val="1F1A1A"/>
+          <w:sz w:val="22"/>
+          <w:szCs w:val="22"/>
+        </w:rPr>
+        <w:t>).</w:t>
+      </w:r>
+    </w:p>
+    <w:p>
+      <w:pPr>
+        <w:rPr>
+          <w:rFonts w:ascii="Calibri" w:eastAsia="Times New Roman" w:hAnsi="Calibri" w:cs="Calibri"/>
+          <w:color w:val="1F1A1A"/>
+          <w:sz w:val="22"/>
+          <w:szCs w:val="22"/>
+        </w:rPr>
+      </w:pPr>
+      <w:r>
+        <w:rPr>
+          <w:rFonts w:ascii="Calibri" w:eastAsia="Times New Roman" w:hAnsi="Calibri" w:cs="Calibri"/>
+          <w:color w:val="1F1A1A"/>
+          <w:sz w:val="22"/>
+          <w:szCs w:val="22"/>
+        </w:rPr>
+        <w:pict w14:anchorId="66AAAE1E">
           <v:rect id="_x0000_i1029" style="width:0;height:1.5pt" o:hralign="center" o:hrstd="t" o:hr="t" fillcolor="#a0a0a0" stroked="f"/>
         </w:pict>
       </w:r>
@@ -4761,7 +5413,7 @@
         </w:rPr>
         <w:t xml:space="preserve">Detalle completo: </w:t>
       </w:r>
-      <w:hyperlink r:id="rId10" w:history="1">
+      <w:hyperlink r:id="rId12" w:history="1">
         <w:r>
           <w:rPr>
             <w:rStyle w:val="Hyperlink"/>
@@ -4834,14 +5486,14 @@
           <w:color w:val="1F1A1A"/>
         </w:rPr>
         <w:br/>
-        <w:t>periodos/{2026-2027-1}       semestre (+ </w:t>
+        <w:t>periodos/{2026-2027-1}       semestre (+ registros, salidasDeGrupo: lista nueva </w:t>
       </w:r>
       <w:r>
         <w:rPr>
           <w:rFonts w:cs="Calibri"/>
           <w:color w:val="1F1A1A"/>
         </w:rPr>
-        <w:t>registros, salidasDeGrupo: lista nueva cada semestre)</w:t>
+        <w:t>cada semestre)</w:t>
       </w:r>
       <w:r>
         <w:rPr>
@@ -5027,16 +5679,7 @@
           <w:sz w:val="22"/>
           <w:szCs w:val="22"/>
         </w:rPr>
-        <w:t xml:space="preserve"> </w:t>
-      </w:r>
-      <w:r>
-        <w:rPr>
-          <w:rFonts w:ascii="Calibri" w:eastAsia="Times New Roman" w:hAnsi="Calibri" w:cs="Calibri"/>
-          <w:color w:val="1F1A1A"/>
-          <w:sz w:val="22"/>
-          <w:szCs w:val="22"/>
-        </w:rPr>
-        <w:t>se sincronizan solas.</w:t>
+        <w:t xml:space="preserve"> se sincronizan solas.</w:t>
       </w:r>
     </w:p>
     <w:p>
@@ -5865,7 +6508,7 @@
           <w:sz w:val="22"/>
           <w:szCs w:val="22"/>
         </w:rPr>
-        <w:pict w14:anchorId="6B06A146">
+        <w:pict w14:anchorId="3CE6B0AE">
           <v:rect id="_x0000_i1030" style="width:0;height:1.5pt" o:hralign="center" o:hrstd="t" o:hr="t" fillcolor="#a0a0a0" stroked="f"/>
         </w:pict>
       </w:r>
@@ -5973,7 +6616,7 @@
         </w:rPr>
         <w:t xml:space="preserve">, incluso los cambios pequeños: agregar una entrada en </w:t>
       </w:r>
-      <w:hyperlink r:id="rId11" w:history="1">
+      <w:hyperlink r:id="rId13" w:history="1">
         <w:r>
           <w:rPr>
             <w:rStyle w:val="Hyperlink"/>
@@ -6086,7 +6729,16 @@
           <w:sz w:val="22"/>
           <w:szCs w:val="22"/>
         </w:rPr>
-        <w:t xml:space="preserve"> después de editar un </w:t>
+        <w:t xml:space="preserve"> </w:t>
+      </w:r>
+      <w:r>
+        <w:rPr>
+          <w:rFonts w:ascii="Calibri" w:eastAsia="Times New Roman" w:hAnsi="Calibri" w:cs="Calibri"/>
+          <w:color w:val="1F1A1A"/>
+          <w:sz w:val="22"/>
+          <w:szCs w:val="22"/>
+        </w:rPr>
+        <w:t xml:space="preserve">después de editar un </w:t>
       </w:r>
       <w:r>
         <w:rPr>
@@ -6221,16 +6873,7 @@
           <w:sz w:val="22"/>
           <w:szCs w:val="22"/>
         </w:rPr>
-        <w:t xml:space="preserve"> </w:t>
-      </w:r>
-      <w:r>
-        <w:rPr>
-          <w:rFonts w:ascii="Calibri" w:eastAsia="Times New Roman" w:hAnsi="Calibri" w:cs="Calibri"/>
-          <w:color w:val="1F1A1A"/>
-          <w:sz w:val="22"/>
-          <w:szCs w:val="22"/>
-        </w:rPr>
-        <w:t>de Authentication ni pone contraseñas. Se le dan los pasos al usuario y el agente hace lo demás (perfiles en Firestore).</w:t>
+        <w:t xml:space="preserve"> de Authentication ni pone contraseñas. Se le dan los pasos al usuario y el agente hace lo demás (perfiles en Firestore).</w:t>
       </w:r>
     </w:p>
     <w:p>
@@ -6265,7 +6908,16 @@
           <w:sz w:val="22"/>
           <w:szCs w:val="22"/>
         </w:rPr>
-        <w:t xml:space="preserve"> no abrir las reglas de Firestore "un rato" para cargar datos; el sistema lo bloquea y es correcto. Los datos se cargan desde la consola (que escribe como administrador).</w:t>
+        <w:t xml:space="preserve"> </w:t>
+      </w:r>
+      <w:r>
+        <w:rPr>
+          <w:rFonts w:ascii="Calibri" w:eastAsia="Times New Roman" w:hAnsi="Calibri" w:cs="Calibri"/>
+          <w:color w:val="1F1A1A"/>
+          <w:sz w:val="22"/>
+          <w:szCs w:val="22"/>
+        </w:rPr>
+        <w:t>no abrir las reglas de Firestore "un rato" para cargar datos; el sistema lo bloquea y es correcto. Los datos se cargan desde la consola (que escribe como administrador).</w:t>
       </w:r>
     </w:p>
     <w:p>
@@ -6349,7 +7001,7 @@
           <w:sz w:val="22"/>
           <w:szCs w:val="22"/>
         </w:rPr>
-        <w:pict w14:anchorId="7865E7F9">
+        <w:pict w14:anchorId="7914DFBF">
           <v:rect id="_x0000_i1031" style="width:0;height:1.5pt" o:hralign="center" o:hrstd="t" o:hr="t" fillcolor="#a0a0a0" stroked="f"/>
         </w:pict>
       </w:r>
@@ -6430,7 +7082,16 @@
           <w:sz w:val="22"/>
           <w:szCs w:val="22"/>
         </w:rPr>
-        <w:t xml:space="preserve"> desde la raíz. No hay </w:t>
+        <w:t xml:space="preserve"> </w:t>
+      </w:r>
+      <w:r>
+        <w:rPr>
+          <w:rFonts w:ascii="Calibri" w:eastAsia="Times New Roman" w:hAnsi="Calibri" w:cs="Calibri"/>
+          <w:color w:val="1F1A1A"/>
+          <w:sz w:val="22"/>
+          <w:szCs w:val="22"/>
+        </w:rPr>
+        <w:t xml:space="preserve">desde la raíz. No hay </w:t>
       </w:r>
       <w:r>
         <w:rPr>
@@ -6560,16 +7221,7 @@
           <w:sz w:val="22"/>
           <w:szCs w:val="22"/>
         </w:rPr>
-        <w:t xml:space="preserve"> </w:t>
-      </w:r>
-      <w:r>
-        <w:rPr>
-          <w:rFonts w:ascii="Calibri" w:eastAsia="Times New Roman" w:hAnsi="Calibri" w:cs="Calibri"/>
-          <w:color w:val="1F1A1A"/>
-          <w:sz w:val="22"/>
-          <w:szCs w:val="22"/>
-        </w:rPr>
-        <w:t>se maneja desde Chrome (extensión Claude in Chrome).</w:t>
+        <w:t xml:space="preserve"> se maneja desde Chrome (extensión Claude in Chrome).</w:t>
       </w:r>
     </w:p>
     <w:p>
@@ -6738,35 +7390,160 @@
           <w:sz w:val="22"/>
           <w:szCs w:val="22"/>
         </w:rPr>
-        <w:t>No es un repositorio git:</w:t>
-      </w:r>
-      <w:r>
-        <w:rPr>
-          <w:rFonts w:ascii="Calibri" w:eastAsia="Times New Roman" w:hAnsi="Calibri" w:cs="Calibri"/>
-          <w:color w:val="1F1A1A"/>
-          <w:sz w:val="22"/>
-          <w:szCs w:val="22"/>
-        </w:rPr>
-        <w:t xml:space="preserve"> no hay historial para deshacer. Cuidado al borrar archivos.</w:t>
+        <w:t>Ya está en GitHub</w:t>
+      </w:r>
+      <w:r>
+        <w:rPr>
+          <w:rFonts w:ascii="Calibri" w:eastAsia="Times New Roman" w:hAnsi="Calibri" w:cs="Calibri"/>
+          <w:color w:val="1F1A1A"/>
+          <w:sz w:val="22"/>
+          <w:szCs w:val="22"/>
+        </w:rPr>
+        <w:t xml:space="preserve"> (</w:t>
+      </w:r>
+      <w:r>
+        <w:rPr>
+          <w:rStyle w:val="HTMLCode"/>
+        </w:rPr>
+        <w:t>Abraham9923/cetisasistevv2</w:t>
+      </w:r>
+      <w:r>
+        <w:rPr>
+          <w:rFonts w:ascii="Calibri" w:eastAsia="Times New Roman" w:hAnsi="Calibri" w:cs="Calibri"/>
+          <w:color w:val="1F1A1A"/>
+          <w:sz w:val="22"/>
+          <w:szCs w:val="22"/>
+        </w:rPr>
+        <w:t xml:space="preserve">, desde el 20 de octubre): hay historial para deshacer. Los agentes en la nube trabajan en ramas </w:t>
+      </w:r>
+      <w:r>
+        <w:rPr>
+          <w:rStyle w:val="HTMLCode"/>
+        </w:rPr>
+        <w:t>claude/…</w:t>
+      </w:r>
+      <w:r>
+        <w:rPr>
+          <w:rFonts w:ascii="Calibri" w:eastAsia="Times New Roman" w:hAnsi="Calibri" w:cs="Calibri"/>
+          <w:color w:val="1F1A1A"/>
+          <w:sz w:val="22"/>
+          <w:szCs w:val="22"/>
+        </w:rPr>
+        <w:t>.</w:t>
       </w:r>
     </w:p>
     <w:p>
       <w:pPr>
-        <w:rPr>
-          <w:rFonts w:ascii="Calibri" w:eastAsia="Times New Roman" w:hAnsi="Calibri" w:cs="Calibri"/>
-          <w:color w:val="1F1A1A"/>
-          <w:sz w:val="22"/>
-          <w:szCs w:val="22"/>
-        </w:rPr>
-      </w:pPr>
-      <w:r>
-        <w:rPr>
-          <w:rFonts w:ascii="Calibri" w:eastAsia="Times New Roman" w:hAnsi="Calibri" w:cs="Calibri"/>
-          <w:color w:val="1F1A1A"/>
-          <w:sz w:val="22"/>
-          <w:szCs w:val="22"/>
-        </w:rPr>
-        <w:pict w14:anchorId="78812ADF">
+        <w:numPr>
+          <w:ilvl w:val="0"/>
+          <w:numId w:val="5"/>
+        </w:numPr>
+        <w:spacing w:after="120"/>
+        <w:rPr>
+          <w:rFonts w:ascii="Calibri" w:eastAsia="Times New Roman" w:hAnsi="Calibri" w:cs="Calibri"/>
+          <w:color w:val="1F1A1A"/>
+          <w:sz w:val="22"/>
+          <w:szCs w:val="22"/>
+        </w:rPr>
+      </w:pPr>
+      <w:r>
+        <w:rPr>
+          <w:rFonts w:ascii="Calibri" w:eastAsia="Times New Roman" w:hAnsi="Calibri" w:cs="Calibri"/>
+          <w:b/>
+          <w:bCs/>
+          <w:color w:val="1F1A1A"/>
+          <w:sz w:val="22"/>
+          <w:szCs w:val="22"/>
+        </w:rPr>
+        <w:t>En una sesión en la nube</w:t>
+      </w:r>
+      <w:r>
+        <w:rPr>
+          <w:rFonts w:ascii="Calibri" w:eastAsia="Times New Roman" w:hAnsi="Calibri" w:cs="Calibri"/>
+          <w:color w:val="1F1A1A"/>
+          <w:sz w:val="22"/>
+          <w:szCs w:val="22"/>
+        </w:rPr>
+        <w:t xml:space="preserve"> (Linux, sin teléfono ni Word): se puede compilar con el SDK de Android, correr las pruebas de la app, las de las reglas y la web con los emuladores (ver </w:t>
+      </w:r>
+      <w:r>
+        <w:rPr>
+          <w:rStyle w:val="HTMLCode"/>
+        </w:rPr>
+        <w:t>firebase/pruebas-reglas/README.md</w:t>
+      </w:r>
+      <w:r>
+        <w:rPr>
+          <w:rFonts w:ascii="Calibri" w:eastAsia="Times New Roman" w:hAnsi="Calibri" w:cs="Calibri"/>
+          <w:color w:val="1F1A1A"/>
+          <w:sz w:val="22"/>
+          <w:szCs w:val="22"/>
+        </w:rPr>
+        <w:t xml:space="preserve"> y </w:t>
+      </w:r>
+      <w:r>
+        <w:rPr>
+          <w:rStyle w:val="HTMLCode"/>
+        </w:rPr>
+        <w:t>web/README.md</w:t>
+      </w:r>
+      <w:r>
+        <w:rPr>
+          <w:rFonts w:ascii="Calibri" w:eastAsia="Times New Roman" w:hAnsi="Calibri" w:cs="Calibri"/>
+          <w:color w:val="1F1A1A"/>
+          <w:sz w:val="22"/>
+          <w:szCs w:val="22"/>
+        </w:rPr>
+        <w:t xml:space="preserve">). Los </w:t>
+      </w:r>
+      <w:r>
+        <w:rPr>
+          <w:rStyle w:val="HTMLCode"/>
+        </w:rPr>
+        <w:t>.docx</w:t>
+      </w:r>
+      <w:r>
+        <w:rPr>
+          <w:rFonts w:ascii="Calibri" w:eastAsia="Times New Roman" w:hAnsi="Calibri" w:cs="Calibri"/>
+          <w:color w:val="1F1A1A"/>
+          <w:sz w:val="22"/>
+          <w:szCs w:val="22"/>
+        </w:rPr>
+        <w:t xml:space="preserve"> no se pueden generar ahí: anótalo en la bitácora para correr </w:t>
+      </w:r>
+      <w:r>
+        <w:rPr>
+          <w:rStyle w:val="HTMLCode"/>
+        </w:rPr>
+        <w:t>md_a_word.ps1</w:t>
+      </w:r>
+      <w:r>
+        <w:rPr>
+          <w:rFonts w:ascii="Calibri" w:eastAsia="Times New Roman" w:hAnsi="Calibri" w:cs="Calibri"/>
+          <w:color w:val="1F1A1A"/>
+          <w:sz w:val="22"/>
+          <w:szCs w:val="22"/>
+        </w:rPr>
+        <w:t xml:space="preserve"> después.</w:t>
+      </w:r>
+    </w:p>
+    <w:p>
+      <w:pPr>
+        <w:rPr>
+          <w:rFonts w:ascii="Calibri" w:eastAsia="Times New Roman" w:hAnsi="Calibri" w:cs="Calibri"/>
+          <w:color w:val="1F1A1A"/>
+          <w:sz w:val="22"/>
+          <w:szCs w:val="22"/>
+        </w:rPr>
+      </w:pPr>
+      <w:r>
+        <w:rPr>
+          <w:rFonts w:ascii="Calibri" w:eastAsia="Times New Roman" w:hAnsi="Calibri" w:cs="Calibri"/>
+          <w:color w:val="1F1A1A"/>
+          <w:sz w:val="22"/>
+          <w:szCs w:val="22"/>
+        </w:rPr>
+        <w:pict w14:anchorId="30D888BD">
           <v:rect id="_x0000_i1032" style="width:0;height:1.5pt" o:hralign="center" o:hrstd="t" o:hr="t" fillcolor="#a0a0a0" stroked="f"/>
         </w:pict>
       </w:r>
@@ -6804,7 +7581,7 @@
         </w:rPr>
         <w:t xml:space="preserve">Todo lo que falta está en </w:t>
       </w:r>
-      <w:hyperlink r:id="rId12" w:history="1">
+      <w:hyperlink r:id="rId14" w:history="1">
         <w:r>
           <w:rPr>
             <w:rStyle w:val="Hyperlink"/>
@@ -6841,7 +7618,7 @@
           <w:sz w:val="22"/>
           <w:szCs w:val="22"/>
         </w:rPr>
-        <w:pict w14:anchorId="0E56B11D">
+        <w:pict w14:anchorId="7E02994B">
           <v:rect id="_x0000_i1033" style="width:0;height:1.5pt" o:hralign="center" o:hrstd="t" o:hr="t" fillcolor="#a0a0a0" stroked="f"/>
         </w:pict>
       </w:r>
@@ -6991,7 +7768,7 @@
                 <w:szCs w:val="19"/>
               </w:rPr>
             </w:pPr>
-            <w:hyperlink r:id="rId13" w:history="1">
+            <w:hyperlink r:id="rId15" w:history="1">
               <w:r>
                 <w:rPr>
                   <w:rStyle w:val="Hyperlink"/>
@@ -7071,7 +7848,167 @@
                 <w:szCs w:val="19"/>
               </w:rPr>
             </w:pPr>
-            <w:hyperlink r:id="rId14" w:history="1">
+            <w:hyperlink r:id="rId16" w:history="1">
+              <w:r>
+                <w:rPr>
+                  <w:rStyle w:val="Hyperlink"/>
+                  <w:rFonts w:ascii="Calibri" w:hAnsi="Calibri" w:cs="Calibri"/>
+                  <w:sz w:val="19"/>
+                  <w:szCs w:val="19"/>
+                </w:rPr>
+                <w:t>ARQUITECTURA.md</w:t>
+              </w:r>
+            </w:hyperlink>
+          </w:p>
+        </w:tc>
+        <w:tc>
+          <w:tcPr>
+            <w:tcW w:w="0" w:type="auto"/>
+            <w:tcBorders>
+              <w:top w:val="single" w:sz="6" w:space="0" w:color="D9C9C5"/>
+              <w:left w:val="single" w:sz="6" w:space="0" w:color="D9C9C5"/>
+              <w:bottom w:val="single" w:sz="6" w:space="0" w:color="D9C9C5"/>
+              <w:right w:val="single" w:sz="6" w:space="0" w:color="D9C9C5"/>
+            </w:tcBorders>
+            <w:tcMar>
+              <w:top w:w="60" w:type="dxa"/>
+              <w:left w:w="100" w:type="dxa"/>
+              <w:bottom w:w="60" w:type="dxa"/>
+              <w:right w:w="100" w:type="dxa"/>
+            </w:tcMar>
+            <w:hideMark/>
+          </w:tcPr>
+          <w:p>
+            <w:pPr>
+              <w:pStyle w:val="celda"/>
+              <w:rPr>
+                <w:rFonts w:ascii="Calibri" w:hAnsi="Calibri" w:cs="Calibri"/>
+                <w:color w:val="1F1A1A"/>
+                <w:sz w:val="19"/>
+                <w:szCs w:val="19"/>
+              </w:rPr>
+            </w:pPr>
+            <w:r>
+              <w:rPr>
+                <w:rFonts w:ascii="Calibri" w:hAnsi="Calibri" w:cs="Calibri"/>
+                <w:color w:val="1F1A1A"/>
+                <w:sz w:val="19"/>
+                <w:szCs w:val="19"/>
+              </w:rPr>
+              <w:t>Revisión de todo el sistema y qué mejorar, por prioridad (20 oct)</w:t>
+            </w:r>
+          </w:p>
+        </w:tc>
+      </w:tr>
+      <w:tr>
+        <w:tc>
+          <w:tcPr>
+            <w:tcW w:w="0" w:type="auto"/>
+            <w:tcBorders>
+              <w:top w:val="single" w:sz="6" w:space="0" w:color="D9C9C5"/>
+              <w:left w:val="single" w:sz="6" w:space="0" w:color="D9C9C5"/>
+              <w:bottom w:val="single" w:sz="6" w:space="0" w:color="D9C9C5"/>
+              <w:right w:val="single" w:sz="6" w:space="0" w:color="D9C9C5"/>
+            </w:tcBorders>
+            <w:tcMar>
+              <w:top w:w="60" w:type="dxa"/>
+              <w:left w:w="100" w:type="dxa"/>
+              <w:bottom w:w="60" w:type="dxa"/>
+              <w:right w:w="100" w:type="dxa"/>
+            </w:tcMar>
+            <w:hideMark/>
+          </w:tcPr>
+          <w:p>
+            <w:pPr>
+              <w:pStyle w:val="celda"/>
+              <w:rPr>
+                <w:rFonts w:ascii="Calibri" w:hAnsi="Calibri" w:cs="Calibri"/>
+                <w:color w:val="1F1A1A"/>
+                <w:sz w:val="19"/>
+                <w:szCs w:val="19"/>
+              </w:rPr>
+            </w:pPr>
+            <w:hyperlink r:id="rId17" w:history="1">
+              <w:r>
+                <w:rPr>
+                  <w:rStyle w:val="Hyperlink"/>
+                  <w:rFonts w:ascii="Calibri" w:hAnsi="Calibri" w:cs="Calibri"/>
+                  <w:sz w:val="19"/>
+                  <w:szCs w:val="19"/>
+                </w:rPr>
+                <w:t>web/README.md</w:t>
+              </w:r>
+            </w:hyperlink>
+          </w:p>
+        </w:tc>
+        <w:tc>
+          <w:tcPr>
+            <w:tcW w:w="0" w:type="auto"/>
+            <w:tcBorders>
+              <w:top w:val="single" w:sz="6" w:space="0" w:color="D9C9C5"/>
+              <w:left w:val="single" w:sz="6" w:space="0" w:color="D9C9C5"/>
+              <w:bottom w:val="single" w:sz="6" w:space="0" w:color="D9C9C5"/>
+              <w:right w:val="single" w:sz="6" w:space="0" w:color="D9C9C5"/>
+            </w:tcBorders>
+            <w:tcMar>
+              <w:top w:w="60" w:type="dxa"/>
+              <w:left w:w="100" w:type="dxa"/>
+              <w:bottom w:w="60" w:type="dxa"/>
+              <w:right w:w="100" w:type="dxa"/>
+            </w:tcMar>
+            <w:hideMark/>
+          </w:tcPr>
+          <w:p>
+            <w:pPr>
+              <w:pStyle w:val="celda"/>
+              <w:rPr>
+                <w:rFonts w:ascii="Calibri" w:hAnsi="Calibri" w:cs="Calibri"/>
+                <w:color w:val="1F1A1A"/>
+                <w:sz w:val="19"/>
+                <w:szCs w:val="19"/>
+              </w:rPr>
+            </w:pPr>
+            <w:r>
+              <w:rPr>
+                <w:rFonts w:ascii="Calibri" w:hAnsi="Calibri" w:cs="Calibri"/>
+                <w:color w:val="1F1A1A"/>
+                <w:sz w:val="19"/>
+                <w:szCs w:val="19"/>
+              </w:rPr>
+              <w:t>Cómo usar, probar y publicar la web</w:t>
+            </w:r>
+          </w:p>
+        </w:tc>
+      </w:tr>
+      <w:tr>
+        <w:tc>
+          <w:tcPr>
+            <w:tcW w:w="0" w:type="auto"/>
+            <w:tcBorders>
+              <w:top w:val="single" w:sz="6" w:space="0" w:color="D9C9C5"/>
+              <w:left w:val="single" w:sz="6" w:space="0" w:color="D9C9C5"/>
+              <w:bottom w:val="single" w:sz="6" w:space="0" w:color="D9C9C5"/>
+              <w:right w:val="single" w:sz="6" w:space="0" w:color="D9C9C5"/>
+            </w:tcBorders>
+            <w:tcMar>
+              <w:top w:w="60" w:type="dxa"/>
+              <w:left w:w="100" w:type="dxa"/>
+              <w:bottom w:w="60" w:type="dxa"/>
+              <w:right w:w="100" w:type="dxa"/>
+            </w:tcMar>
+            <w:hideMark/>
+          </w:tcPr>
+          <w:p>
+            <w:pPr>
+              <w:pStyle w:val="celda"/>
+              <w:rPr>
+                <w:rFonts w:ascii="Calibri" w:hAnsi="Calibri" w:cs="Calibri"/>
+                <w:color w:val="1F1A1A"/>
+                <w:sz w:val="19"/>
+                <w:szCs w:val="19"/>
+              </w:rPr>
+            </w:pPr>
+            <w:hyperlink r:id="rId18" w:history="1">
               <w:r>
                 <w:rPr>
                   <w:rStyle w:val="Hyperlink"/>
@@ -7151,7 +8088,7 @@
                 <w:szCs w:val="19"/>
               </w:rPr>
             </w:pPr>
-            <w:hyperlink r:id="rId15" w:history="1">
+            <w:hyperlink r:id="rId19" w:history="1">
               <w:r>
                 <w:rPr>
                   <w:rStyle w:val="Hyperlink"/>
@@ -7231,7 +8168,7 @@
                 <w:szCs w:val="19"/>
               </w:rPr>
             </w:pPr>
-            <w:hyperlink r:id="rId16" w:history="1">
+            <w:hyperlink r:id="rId20" w:history="1">
               <w:r>
                 <w:rPr>
                   <w:rStyle w:val="Hyperlink"/>
@@ -7311,7 +8248,7 @@
                 <w:szCs w:val="19"/>
               </w:rPr>
             </w:pPr>
-            <w:hyperlink r:id="rId17" w:history="1">
+            <w:hyperlink r:id="rId21" w:history="1">
               <w:r>
                 <w:rPr>
                   <w:rStyle w:val="Hyperlink"/>
@@ -7391,7 +8328,7 @@
                 <w:szCs w:val="19"/>
               </w:rPr>
             </w:pPr>
-            <w:hyperlink r:id="rId18" w:history="1">
+            <w:hyperlink r:id="rId22" w:history="1">
               <w:r>
                 <w:rPr>
                   <w:rStyle w:val="Hyperlink"/>
@@ -7438,7 +8375,79 @@
                 <w:sz w:val="19"/>
                 <w:szCs w:val="19"/>
               </w:rPr>
-              <w:t xml:space="preserve">Decisiones: ADR-001 barra inferior (reemplazado) · 002 reglas sin Cloud Functions · 003 inicio de sesión · 004 modelo de datos · 005 estructura por semestres · 006 vistas XML para todos los roles · </w:t>
+              <w:t xml:space="preserve">Decisiones: ADR-001 barra inferior (reemplazado) · 002 reglas sin Cloud Functions · 003 inicio de sesión · 004 modelo de datos · 005 estructura por semestres · 006 vistas XML para todos los roles · 007 menú </w:t>
+            </w:r>
+            <w:r>
+              <w:rPr>
+                <w:rFonts w:ascii="Segoe UI Symbol" w:hAnsi="Segoe UI Symbol" w:cs="Segoe UI Symbol"/>
+                <w:color w:val="1F1A1A"/>
+                <w:sz w:val="19"/>
+                <w:szCs w:val="19"/>
+              </w:rPr>
+              <w:t>☰</w:t>
+            </w:r>
+            <w:r>
+              <w:rPr>
+                <w:rFonts w:ascii="Calibri" w:hAnsi="Calibri" w:cs="Calibri"/>
+                <w:color w:val="1F1A1A"/>
+                <w:sz w:val="19"/>
+                <w:szCs w:val="19"/>
+              </w:rPr>
+              <w:t xml:space="preserve"> </w:t>
+            </w:r>
+            <w:r>
+              <w:rPr>
+                <w:rFonts w:ascii="Calibri" w:hAnsi="Calibri" w:cs="Calibri"/>
+                <w:color w:val="1F1A1A"/>
+                <w:sz w:val="19"/>
+                <w:szCs w:val="19"/>
+              </w:rPr>
+              <w:t>·</w:t>
+            </w:r>
+            <w:r>
+              <w:rPr>
+                <w:rFonts w:ascii="Calibri" w:hAnsi="Calibri" w:cs="Calibri"/>
+                <w:color w:val="1F1A1A"/>
+                <w:sz w:val="19"/>
+                <w:szCs w:val="19"/>
+              </w:rPr>
+              <w:t xml:space="preserve"> 008 mejoras a la estructura (propuesta) </w:t>
+            </w:r>
+            <w:r>
+              <w:rPr>
+                <w:rFonts w:ascii="Calibri" w:hAnsi="Calibri" w:cs="Calibri"/>
+                <w:color w:val="1F1A1A"/>
+                <w:sz w:val="19"/>
+                <w:szCs w:val="19"/>
+              </w:rPr>
+              <w:t>·</w:t>
+            </w:r>
+            <w:r>
+              <w:rPr>
+                <w:rFonts w:ascii="Calibri" w:hAnsi="Calibri" w:cs="Calibri"/>
+                <w:color w:val="1F1A1A"/>
+                <w:sz w:val="19"/>
+                <w:szCs w:val="19"/>
+              </w:rPr>
+              <w:t xml:space="preserve"> 009 No. de control y escaneo </w:t>
+            </w:r>
+            <w:r>
+              <w:rPr>
+                <w:rFonts w:ascii="Calibri" w:hAnsi="Calibri" w:cs="Calibri"/>
+                <w:color w:val="1F1A1A"/>
+                <w:sz w:val="19"/>
+                <w:szCs w:val="19"/>
+              </w:rPr>
+              <w:t>·</w:t>
+            </w:r>
+            <w:r>
+              <w:rPr>
+                <w:rFonts w:ascii="Calibri" w:hAnsi="Calibri" w:cs="Calibri"/>
+                <w:color w:val="1F1A1A"/>
+                <w:sz w:val="19"/>
+                <w:szCs w:val="19"/>
+              </w:rPr>
+              <w:t xml:space="preserve"> </w:t>
             </w:r>
             <w:r>
               <w:rPr>
@@ -7449,38 +8458,27 @@
                 <w:sz w:val="19"/>
                 <w:szCs w:val="19"/>
               </w:rPr>
-              <w:t xml:space="preserve">007 menú </w:t>
-            </w:r>
-            <w:r>
-              <w:rPr>
-                <w:rFonts w:ascii="Segoe UI Symbol" w:hAnsi="Segoe UI Symbol" w:cs="Segoe UI Symbol"/>
+              <w:t>010 notificaciones, alertas y avisos</w:t>
+            </w:r>
+            <w:r>
+              <w:rPr>
+                <w:rFonts w:ascii="Calibri" w:hAnsi="Calibri" w:cs="Calibri"/>
+                <w:color w:val="1F1A1A"/>
+                <w:sz w:val="19"/>
+                <w:szCs w:val="19"/>
+              </w:rPr>
+              <w:t xml:space="preserve"> · </w:t>
+            </w:r>
+            <w:r>
+              <w:rPr>
+                <w:rFonts w:ascii="Calibri" w:hAnsi="Calibri" w:cs="Calibri"/>
                 <w:b/>
                 <w:bCs/>
                 <w:color w:val="1F1A1A"/>
                 <w:sz w:val="19"/>
                 <w:szCs w:val="19"/>
               </w:rPr>
-              <w:t>☰</w:t>
-            </w:r>
-            <w:r>
-              <w:rPr>
-                <w:rFonts w:ascii="Calibri" w:hAnsi="Calibri" w:cs="Calibri"/>
-                <w:color w:val="1F1A1A"/>
-                <w:sz w:val="19"/>
-                <w:szCs w:val="19"/>
-              </w:rPr>
-              <w:t xml:space="preserve"> · </w:t>
-            </w:r>
-            <w:r>
-              <w:rPr>
-                <w:rFonts w:ascii="Calibri" w:hAnsi="Calibri" w:cs="Calibri"/>
-                <w:b/>
-                <w:bCs/>
-                <w:color w:val="1F1A1A"/>
-                <w:sz w:val="19"/>
-                <w:szCs w:val="19"/>
-              </w:rPr>
-              <w:t>008 mejoras a la estructura (propuesta)</w:t>
+              <w:t>011 web de Control Escolar y Enfermería</w:t>
             </w:r>
           </w:p>
         </w:tc>
@@ -7513,7 +8511,7 @@
                 <w:szCs w:val="19"/>
               </w:rPr>
             </w:pPr>
-            <w:hyperlink r:id="rId19" w:history="1">
+            <w:hyperlink r:id="rId23" w:history="1">
               <w:r>
                 <w:rPr>
                   <w:rStyle w:val="Hyperlink"/>
@@ -7593,7 +8591,7 @@
                 <w:szCs w:val="19"/>
               </w:rPr>
             </w:pPr>
-            <w:hyperlink r:id="rId20" w:history="1">
+            <w:hyperlink r:id="rId24" w:history="1">
               <w:r>
                 <w:rPr>
                   <w:rStyle w:val="Hyperlink"/>
@@ -7673,7 +8671,7 @@
                 <w:szCs w:val="19"/>
               </w:rPr>
             </w:pPr>
-            <w:hyperlink r:id="rId21" w:history="1">
+            <w:hyperlink r:id="rId25" w:history="1">
               <w:r>
                 <w:rPr>
                   <w:rStyle w:val="Hyperlink"/>
@@ -7753,7 +8751,7 @@
                 <w:szCs w:val="19"/>
               </w:rPr>
             </w:pPr>
-            <w:hyperlink r:id="rId22" w:history="1">
+            <w:hyperlink r:id="rId26" w:history="1">
               <w:r>
                 <w:rPr>
                   <w:rStyle w:val="Hyperlink"/>
@@ -7826,9 +8824,9 @@
 <file path=word/numbering.xml><?xml version="1.0" encoding="utf-8"?>
 <w:numbering xmlns:wpc="http://schemas.microsoft.com/office/word/2010/wordprocessingCanvas" xmlns:cx="http://schemas.microsoft.com/office/drawing/2014/chartex" xmlns:cx1="http://schemas.microsoft.com/office/drawing/2015/9/8/chartex" xmlns:cx2="http://schemas.microsoft.com/office/drawing/2015/10/21/chartex" xmlns:cx3="http://schemas.microsoft.com/office/drawing/2016/5/9/chartex" xmlns:cx4="http://schemas.microsoft.com/office/drawing/2016/5/10/chartex" xmlns:cx5="http://schemas.microsoft.com/office/drawing/2016/5/11/chartex" xmlns:cx6="http://schemas.microsoft.com/office/drawing/2016/5/12/chartex" xmlns:cx7="http://schemas.microsoft.com/office/drawing/2016/5/13/chartex" xmlns:cx8="http://schemas.microsoft.com/office/drawing/2016/5/14/chartex" xmlns:mc="http://schemas.openxmlformats.org/markup-compatibility/2006" xmlns:aink="http://schemas.microsoft.com/office/drawing/2016/ink" xmlns:am3d="http://schemas.microsoft.com/office/drawing/2017/model3d" xmlns:o="urn:schemas-microsoft-com:office:office" xmlns:oel="http://schemas.microsoft.com/office/2019/extlst" xmlns:r="http://schemas.openxmlformats.org/officeDocument/2006/relationships" xmlns:m="http://schemas.openxmlformats.org/officeDocument/2006/math" xmlns:v="urn:schemas-microsoft-com:vml" xmlns:wp14="http://schemas.microsoft.com/office/word/2010/wordprocessingDrawing" xmlns:wp="http://schemas.openxmlformats.org/drawingml/2006/wordprocessingDrawing" xmlns:w10="urn:schemas-microsoft-com:office:word" xmlns:w="http://schemas.openxmlformats.org/wordprocessingml/2006/main" xmlns:w14="http://schemas.microsoft.com/office/word/2010/wordml" xmlns:w15="http://schemas.microsoft.com/office/word/2012/wordml" xmlns:w16cex="http://schemas.microsoft.com/office/word/2018/wordml/cex" xmlns:w16cid="http://schemas.microsoft.com/office/word/2016/wordml/cid" xmlns:w16="http://schemas.microsoft.com/office/word/2018/wordml" xmlns:w16du="http://schemas.microsoft.com/office/word/2023/wordml/word16du" xmlns:w16sdtdh="http://schemas.microsoft.com/office/word/2020/wordml/sdtdatahash" xmlns:w16sdtfl="http://schemas.microsoft.com/office/word/2024/wordml/sdtformatlock" xmlns:w16se="http://schemas.microsoft.com/office/word/2015/wordml/symex" xmlns:wpg="http://schemas.microsoft.com/office/word/2010/wordprocessingGroup" xmlns:wpi="http://schemas.microsoft.com/office/word/2010/wordprocessingInk" xmlns:wne="http://schemas.microsoft.com/office/word/2006/wordml" xmlns:wps="http://schemas.microsoft.com/office/word/2010/wordprocessingShape" mc:Ignorable="w14 w15 w16se w16cid w16 w16cex w16sdtdh w16sdtfl w16du wp14">
   <w:abstractNum w:abstractNumId="0" w15:restartNumberingAfterBreak="0">
-    <w:nsid w:val="0D19327E"/>
+    <w:nsid w:val="1E06718A"/>
     <w:multiLevelType w:val="multilevel"/>
-    <w:tmpl w:val="85EC191E"/>
+    <w:tmpl w:val="29C4D1C6"/>
     <w:lvl w:ilvl="0">
       <w:start w:val="1"/>
       <w:numFmt w:val="decimal"/>
@@ -7939,9 +8937,9 @@
     </w:lvl>
   </w:abstractNum>
   <w:abstractNum w:abstractNumId="1" w15:restartNumberingAfterBreak="0">
-    <w:nsid w:val="2C8243D4"/>
+    <w:nsid w:val="23AE1577"/>
     <w:multiLevelType w:val="multilevel"/>
-    <w:tmpl w:val="B2A022D6"/>
+    <w:tmpl w:val="43045E36"/>
     <w:lvl w:ilvl="0">
       <w:start w:val="1"/>
       <w:numFmt w:val="bullet"/>
@@ -8088,9 +9086,9 @@
     </w:lvl>
   </w:abstractNum>
   <w:abstractNum w:abstractNumId="2" w15:restartNumberingAfterBreak="0">
-    <w:nsid w:val="44AA79F9"/>
+    <w:nsid w:val="4AD17614"/>
     <w:multiLevelType w:val="multilevel"/>
-    <w:tmpl w:val="1B922EEC"/>
+    <w:tmpl w:val="F31C20AC"/>
     <w:lvl w:ilvl="0">
       <w:start w:val="1"/>
       <w:numFmt w:val="decimal"/>
@@ -8201,9 +9199,9 @@
     </w:lvl>
   </w:abstractNum>
   <w:abstractNum w:abstractNumId="3" w15:restartNumberingAfterBreak="0">
-    <w:nsid w:val="576C7FC0"/>
+    <w:nsid w:val="4C0818BF"/>
     <w:multiLevelType w:val="multilevel"/>
-    <w:tmpl w:val="9F0C35AC"/>
+    <w:tmpl w:val="1EAAE98C"/>
     <w:lvl w:ilvl="0">
       <w:start w:val="1"/>
       <w:numFmt w:val="bullet"/>
@@ -8350,9 +9348,9 @@
     </w:lvl>
   </w:abstractNum>
   <w:abstractNum w:abstractNumId="4" w15:restartNumberingAfterBreak="0">
-    <w:nsid w:val="5A6115F3"/>
+    <w:nsid w:val="665E7287"/>
     <w:multiLevelType w:val="multilevel"/>
-    <w:tmpl w:val="7E18E7AA"/>
+    <w:tmpl w:val="05E0A422"/>
     <w:lvl w:ilvl="0">
       <w:start w:val="1"/>
       <w:numFmt w:val="decimal"/>
@@ -8462,19 +9460,19 @@
       </w:pPr>
     </w:lvl>
   </w:abstractNum>
-  <w:num w:numId="1" w16cid:durableId="837428580">
+  <w:num w:numId="1" w16cid:durableId="1692223450">
     <w:abstractNumId w:val="2"/>
   </w:num>
-  <w:num w:numId="2" w16cid:durableId="374816652">
+  <w:num w:numId="2" w16cid:durableId="599142790">
+    <w:abstractNumId w:val="0"/>
+  </w:num>
+  <w:num w:numId="3" w16cid:durableId="1824159784">
+    <w:abstractNumId w:val="1"/>
+  </w:num>
+  <w:num w:numId="4" w16cid:durableId="633175547">
     <w:abstractNumId w:val="4"/>
   </w:num>
-  <w:num w:numId="3" w16cid:durableId="1633365712">
-    <w:abstractNumId w:val="1"/>
-  </w:num>
-  <w:num w:numId="4" w16cid:durableId="89200159">
-    <w:abstractNumId w:val="0"/>
-  </w:num>
-  <w:num w:numId="5" w16cid:durableId="947614819">
+  <w:num w:numId="5" w16cid:durableId="238058514">
     <w:abstractNumId w:val="3"/>
   </w:num>
 </w:numbering>
